--- a/public/forms/行政/终止案件调查决定书.docx
+++ b/public/forms/行政/终止案件调查决定书.docx
@@ -2,1549 +2,152 @@
 <file path=word/document.xml><?xml version="1.0" encoding="utf-8"?>
 <w:document xmlns:wpc="http://schemas.microsoft.com/office/word/2010/wordprocessingCanvas" xmlns:mo="http://schemas.microsoft.com/office/mac/office/2008/main" xmlns:mc="http://schemas.openxmlformats.org/markup-compatibility/2006" xmlns:mv="urn:schemas-microsoft-com:mac:vml" xmlns:o="urn:schemas-microsoft-com:office:office" xmlns:r="http://schemas.openxmlformats.org/officeDocument/2006/relationships" xmlns:m="http://schemas.openxmlformats.org/officeDocument/2006/math" xmlns:v="urn:schemas-microsoft-com:vml" xmlns:wp14="http://schemas.microsoft.com/office/word/2010/wordprocessingDrawing" xmlns:wp="http://schemas.openxmlformats.org/drawingml/2006/wordprocessingDrawing" xmlns:w10="urn:schemas-microsoft-com:office:word" xmlns:w="http://schemas.openxmlformats.org/wordprocessingml/2006/main" xmlns:w14="http://schemas.microsoft.com/office/word/2010/wordml" xmlns:wpg="http://schemas.microsoft.com/office/word/2010/wordprocessingGroup" xmlns:wpi="http://schemas.microsoft.com/office/word/2010/wordprocessingInk" xmlns:wne="http://schemas.microsoft.com/office/word/2006/wordml" xmlns:wps="http://schemas.microsoft.com/office/word/2010/wordprocessingShape" mc:Ignorable="w14 wp14">
   <w:body>
-    <w:tbl>
-      <w:tblPr>
-        <w:tblW w:w="8931" w:type="dxa"/>
-        <w:jc w:val="start"/>
-        <w:tblInd w:w="108" w:type="dxa"/>
-        <w:tblLayout w:type="fixed"/>
-        <w:tblCellMar>
-          <w:top w:w="0" w:type="dxa"/>
-          <w:start w:w="108" w:type="dxa"/>
-          <w:bottom w:w="0" w:type="dxa"/>
-          <w:end w:w="108" w:type="dxa"/>
-        </w:tblCellMar>
-      </w:tblPr>
-      <w:tblGrid>
-        <w:gridCol w:w="8931"/>
-      </w:tblGrid>
-      <w:tr>
-        <w:trPr>
-          <w:trHeight w:val="11495" w:hRule="atLeast"/>
-        </w:trPr>
-        <w:tc>
-          <w:tcPr>
-            <w:tcW w:w="8931" w:type="dxa"/>
-            <w:tcBorders>
-              <w:top w:val="single" w:sz="4" w:space="0" w:color="000000"/>
-              <w:start w:val="single" w:sz="4" w:space="0" w:color="000000"/>
-              <w:bottom w:val="single" w:sz="4" w:space="0" w:color="000000"/>
-              <w:end w:val="single" w:sz="4" w:space="0" w:color="000000"/>
-            </w:tcBorders>
-          </w:tcPr>
-          <w:p>
-            <w:pPr>
-              <w:pStyle w:val="Normal"/>
-              <w:snapToGrid w:val="false"/>
-              <w:spacing w:lineRule="exact" w:line="440"/>
-              <w:jc w:val="center"/>
-              <w:rPr>
-                <w:rFonts w:ascii="宋体" w:hAnsi="宋体" w:eastAsia="宋体" w:cs="宋体" w:hint="eastAsia"/>
-                <w:sz w:val="28"/>
-                <w:szCs w:val="28"/>
-              </w:rPr>
-            </w:pPr>
-            <w:r>
-              <w:rPr>
-                <w:rFonts w:eastAsia="宋体" w:cs="宋体" w:hint="eastAsia" w:ascii="宋体" w:hAnsi="宋体"/>
-                <w:sz w:val="28"/>
-                <w:szCs w:val="28"/>
-              </w:rPr>
-            </w:r>
-          </w:p>
-          <w:p>
-            <w:pPr>
-              <w:pStyle w:val="Normal"/>
-              <w:spacing w:lineRule="exact" w:line="600"/>
-              <w:jc w:val="center"/>
-              <w:rPr>
-                <w:rFonts w:ascii="宋体" w:hAnsi="宋体" w:eastAsia="宋体" w:cs="宋体" w:hint="eastAsia"/>
-                <w:sz w:val="36"/>
-                <w:szCs w:val="36"/>
-              </w:rPr>
-            </w:pPr>
-            <w:r>
-              <w:rPr>
-                <w:rFonts w:ascii="宋体" w:hAnsi="宋体" w:cs="宋体" w:hint="eastAsia" w:eastAsia="宋体"/>
-                <w:sz w:val="36"/>
-                <w:szCs w:val="36"/>
-              </w:rPr>
-              <w:t>沂源县公安局</w:t>
-            </w:r>
-          </w:p>
-          <w:p>
-            <w:pPr>
-              <w:pStyle w:val="Normal"/>
-              <w:tabs>
-                <w:tab w:val="clear" w:pos="425"/>
-                <w:tab w:val="center" w:pos="4419" w:leader="none"/>
-                <w:tab w:val="left" w:pos="6512" w:leader="none"/>
-              </w:tabs>
-              <w:spacing w:lineRule="exact" w:line="600"/>
-              <w:jc w:val="center"/>
-              <w:rPr>
-                <w:rFonts w:ascii="方正小标宋简体;黑体" w:hAnsi="方正小标宋简体;黑体" w:eastAsia="方正小标宋简体;黑体" w:hint="eastAsia"/>
-                <w:sz w:val="44"/>
-                <w:szCs w:val="44"/>
-              </w:rPr>
-            </w:pPr>
-            <w:r>
-              <w:rPr>
-                <w:rFonts w:ascii="方正小标宋简体;黑体" w:hAnsi="方正小标宋简体;黑体" w:hint="eastAsia" w:eastAsia="方正小标宋简体;黑体"/>
-                <w:sz w:val="44"/>
-                <w:szCs w:val="44"/>
-              </w:rPr>
-              <w:t>终止案件调查决定书　</w:t>
-            </w:r>
-          </w:p>
-          <w:p>
-            <w:pPr>
-              <w:pStyle w:val="Normal"/>
-              <w:spacing w:lineRule="exact" w:line="600"/>
-              <w:jc w:val="end"/>
-              <w:rPr>
-                <w:rFonts w:hint="eastAsia"/>
-              </w:rPr>
-            </w:pPr>
-            <w:r>
-              <w:rPr>
-                <w:rFonts w:hint="eastAsia"/>
-              </w:rPr>
-              <w:t>Ｘ公（  ）行终止决字</w:t>
-            </w:r>
-            <w:r>
-              <w:rPr>
-                <w:rFonts w:ascii="仿宋_GB2312;仿宋" w:hAnsi="仿宋_GB2312;仿宋" w:hint="eastAsia"/>
-              </w:rPr>
-              <w:t>〔    〕</w:t>
-            </w:r>
-            <w:r>
-              <w:rPr/>
-              <w:t xml:space="preserve"> </w:t>
-            </w:r>
-            <w:r>
-              <w:rPr>
-                <w:rFonts w:hint="eastAsia"/>
-              </w:rPr>
-              <w:t xml:space="preserve"> </w:t>
-            </w:r>
-            <w:r>
-              <w:rPr/>
-              <w:t xml:space="preserve"> </w:t>
-            </w:r>
-            <w:r>
-              <w:rPr>
-                <w:rFonts w:hint="eastAsia"/>
-              </w:rPr>
-              <w:t xml:space="preserve"> 号</w:t>
-            </w:r>
-          </w:p>
-          <w:p>
-            <w:pPr>
-              <w:pStyle w:val="Normal"/>
-              <w:spacing w:lineRule="exact" w:line="440"/>
-              <w:jc w:val="end"/>
-              <w:rPr>
-                <w:rFonts w:eastAsia="华康简标题宋;宋体" w:hint="eastAsia"/>
-                <w:sz w:val="36"/>
-              </w:rPr>
-            </w:pPr>
-            <w:r>
-              <w:rPr>
-                <w:rFonts w:eastAsia="华康简标题宋;宋体" w:hint="eastAsia"/>
-                <w:sz w:val="36"/>
-              </w:rPr>
-            </w:r>
-          </w:p>
-          <w:p>
-            <w:pPr>
-              <w:pStyle w:val="Normal"/>
-              <w:spacing w:lineRule="exact" w:line="440"/>
-              <w:ind w:firstLineChars="200" w:startChars="0" w:start="0" w:endChars="0" w:end="0"/>
-              <w:jc w:val="start"/>
-              <w:rPr>
-                <w:rFonts w:hint="eastAsia"/>
-                <w:szCs w:val="32"/>
-              </w:rPr>
-            </w:pPr>
-            <w:r>
-              <w:rPr>
-                <w:rFonts w:hint="eastAsia"/>
-                <w:szCs w:val="32"/>
-              </w:rPr>
-              <w:t>因</w:t>
-            </w:r>
-            <w:r>
-              <w:rPr>
-                <w:szCs w:val="32"/>
-                <w:u w:val="single"/>
-              </w:rPr>
-              <w:t xml:space="preserve">                   </w:t>
-            </w:r>
-            <w:r>
-              <w:rPr>
-                <w:rFonts w:hint="eastAsia"/>
-                <w:szCs w:val="32"/>
-                <w:u w:val="single"/>
-              </w:rPr>
-              <w:t xml:space="preserve">                         </w:t>
-            </w:r>
-            <w:r>
-              <w:rPr>
-                <w:rFonts w:hint="eastAsia"/>
-                <w:szCs w:val="32"/>
-              </w:rPr>
-              <w:t>一案具有</w:t>
-            </w:r>
-          </w:p>
-          <w:p>
-            <w:pPr>
-              <w:pStyle w:val="Normal"/>
-              <w:spacing w:lineRule="exact" w:line="440"/>
-              <w:ind w:firstLineChars="200" w:startChars="0" w:start="0" w:endChars="0" w:end="0"/>
-              <w:jc w:val="start"/>
-              <w:rPr>
-                <w:rFonts w:hint="eastAsia"/>
-                <w:szCs w:val="32"/>
-              </w:rPr>
-            </w:pPr>
-            <w:r>
-              <w:rPr>
-                <w:rFonts w:hint="eastAsia"/>
-                <w:szCs w:val="32"/>
-              </w:rPr>
-              <w:t>□</w:t>
-            </w:r>
-            <w:r>
-              <w:rPr>
-                <w:rFonts w:hint="eastAsia"/>
-                <w:szCs w:val="32"/>
-              </w:rPr>
-              <w:t>没有违法事实</w:t>
-            </w:r>
-          </w:p>
-          <w:p>
-            <w:pPr>
-              <w:pStyle w:val="Normal"/>
-              <w:spacing w:lineRule="exact" w:line="440"/>
-              <w:ind w:firstLineChars="200" w:startChars="0" w:start="0" w:endChars="0" w:end="0"/>
-              <w:jc w:val="start"/>
-              <w:rPr>
-                <w:rFonts w:ascii="仿宋_GB2312;仿宋" w:hAnsi="仿宋_GB2312;仿宋" w:hint="eastAsia"/>
-                <w:szCs w:val="32"/>
-              </w:rPr>
-            </w:pPr>
-            <w:r>
-              <w:rPr>
-                <w:rFonts w:ascii="仿宋_GB2312;仿宋" w:hAnsi="仿宋_GB2312;仿宋" w:hint="eastAsia"/>
-                <w:szCs w:val="32"/>
-              </w:rPr>
-              <w:t>□</w:t>
-            </w:r>
-            <w:r>
-              <w:rPr>
-                <w:rFonts w:ascii="仿宋_GB2312;仿宋" w:hAnsi="仿宋_GB2312;仿宋" w:hint="eastAsia"/>
-                <w:szCs w:val="32"/>
-              </w:rPr>
-              <w:t xml:space="preserve">违法行为已过追究时效    </w:t>
-            </w:r>
-          </w:p>
-          <w:p>
-            <w:pPr>
-              <w:pStyle w:val="Normal"/>
-              <w:spacing w:lineRule="exact" w:line="440"/>
-              <w:ind w:firstLineChars="200" w:startChars="0" w:start="0" w:endChars="0" w:end="0"/>
-              <w:jc w:val="start"/>
-              <w:rPr>
-                <w:rFonts w:hint="eastAsia"/>
-                <w:szCs w:val="32"/>
-              </w:rPr>
-            </w:pPr>
-            <w:r>
-              <w:rPr>
-                <w:rFonts w:ascii="仿宋_GB2312;仿宋" w:hAnsi="仿宋_GB2312;仿宋" w:hint="eastAsia"/>
-                <w:szCs w:val="32"/>
-              </w:rPr>
-              <w:t>□</w:t>
-            </w:r>
-            <w:r>
-              <w:rPr>
-                <w:rFonts w:ascii="仿宋_GB2312;仿宋" w:hAnsi="仿宋_GB2312;仿宋" w:hint="eastAsia"/>
-                <w:szCs w:val="32"/>
-              </w:rPr>
-              <w:t>违法嫌疑人死亡</w:t>
-            </w:r>
-            <w:r>
-              <w:rPr>
-                <w:rFonts w:hint="eastAsia"/>
-                <w:szCs w:val="32"/>
-              </w:rPr>
-              <w:t xml:space="preserve">     </w:t>
-            </w:r>
-          </w:p>
-          <w:p>
-            <w:pPr>
-              <w:pStyle w:val="Normal"/>
-              <w:spacing w:lineRule="exact" w:line="440"/>
-              <w:ind w:firstLineChars="200" w:startChars="0" w:start="0" w:endChars="0" w:end="0"/>
-              <w:jc w:val="start"/>
-              <w:rPr>
-                <w:rFonts w:hint="eastAsia"/>
-                <w:szCs w:val="32"/>
-              </w:rPr>
-            </w:pPr>
-            <w:r>
-              <w:rPr>
-                <w:rFonts w:ascii="仿宋_GB2312;仿宋" w:hAnsi="仿宋_GB2312;仿宋" w:hint="eastAsia"/>
-                <w:szCs w:val="32"/>
-              </w:rPr>
-              <w:t>□</w:t>
-            </w:r>
-            <w:r>
-              <w:rPr>
-                <w:rFonts w:ascii="仿宋_GB2312;仿宋" w:hAnsi="仿宋_GB2312;仿宋" w:hint="eastAsia"/>
-                <w:szCs w:val="32"/>
-              </w:rPr>
-              <w:t xml:space="preserve">其他 </w:t>
-            </w:r>
-            <w:r>
-              <w:rPr>
-                <w:rFonts w:ascii="仿宋_GB2312;仿宋" w:hAnsi="仿宋_GB2312;仿宋" w:hint="eastAsia"/>
-                <w:szCs w:val="32"/>
-                <w:u w:val="single"/>
-              </w:rPr>
-              <w:t xml:space="preserve">                                                </w:t>
-            </w:r>
-            <w:r>
-              <w:rPr>
-                <w:rFonts w:ascii="仿宋_GB2312;仿宋" w:hAnsi="仿宋_GB2312;仿宋" w:hint="eastAsia"/>
-                <w:szCs w:val="32"/>
-              </w:rPr>
-              <w:t xml:space="preserve">  </w:t>
-            </w:r>
-          </w:p>
-          <w:p>
-            <w:pPr>
-              <w:pStyle w:val="Normal"/>
-              <w:spacing w:lineRule="exact" w:line="440"/>
-              <w:rPr>
-                <w:rFonts w:hint="eastAsia"/>
-                <w:szCs w:val="32"/>
-                <w:u w:val="single"/>
-              </w:rPr>
-            </w:pPr>
-            <w:r>
-              <w:rPr>
-                <w:rFonts w:hint="eastAsia"/>
-                <w:szCs w:val="32"/>
-              </w:rPr>
-              <w:t>的情形，根据《公安机关办理行政案件程序规定》第二百三十三条第一款之规定，现决定终止调查。</w:t>
-            </w:r>
-          </w:p>
-          <w:p>
-            <w:pPr>
-              <w:pStyle w:val="Normal"/>
-              <w:spacing w:lineRule="exact" w:line="440"/>
-              <w:rPr>
-                <w:rFonts w:eastAsia="华康简标题宋;宋体" w:hint="eastAsia"/>
-                <w:szCs w:val="32"/>
-                <w:u w:val="single"/>
-              </w:rPr>
-            </w:pPr>
-            <w:r>
-              <w:rPr>
-                <w:rFonts w:eastAsia="华康简标题宋;宋体" w:hint="eastAsia"/>
-                <w:szCs w:val="32"/>
-                <w:u w:val="single"/>
-              </w:rPr>
-            </w:r>
-          </w:p>
-          <w:p>
-            <w:pPr>
-              <w:pStyle w:val="Normal"/>
-              <w:spacing w:lineRule="exact" w:line="440"/>
-              <w:jc w:val="center"/>
-              <w:rPr>
-                <w:rFonts w:eastAsia="华康简标题宋;宋体" w:hint="eastAsia"/>
-                <w:szCs w:val="32"/>
-              </w:rPr>
-            </w:pPr>
-            <w:r>
-              <w:rPr>
-                <w:rFonts w:eastAsia="华康简标题宋;宋体" w:hint="eastAsia"/>
-                <w:szCs w:val="32"/>
-              </w:rPr>
-            </w:r>
-          </w:p>
-          <w:p>
-            <w:pPr>
-              <w:pStyle w:val="Normal"/>
-              <w:spacing w:lineRule="exact" w:line="440"/>
-              <w:jc w:val="center"/>
-              <w:rPr>
-                <w:rFonts w:hint="eastAsia"/>
-                <w:szCs w:val="32"/>
-              </w:rPr>
-            </w:pPr>
-            <w:r>
-              <w:rPr>
-                <w:rFonts w:hint="eastAsia"/>
-                <w:szCs w:val="32"/>
-              </w:rPr>
-              <w:t xml:space="preserve">                           </w:t>
-            </w:r>
-            <w:r>
-              <w:rPr>
-                <w:rFonts w:hint="eastAsia"/>
-                <w:szCs w:val="32"/>
-              </w:rPr>
-              <w:t xml:space="preserve">公安机关（印）          </w:t>
-            </w:r>
-          </w:p>
-          <w:p>
-            <w:pPr>
-              <w:pStyle w:val="Normal"/>
-              <w:spacing w:lineRule="exact" w:line="440"/>
-              <w:jc w:val="center"/>
-              <w:rPr>
-                <w:rFonts w:hint="eastAsia"/>
-                <w:szCs w:val="32"/>
-              </w:rPr>
-            </w:pPr>
-            <w:r>
-              <w:rPr>
-                <w:rFonts w:hint="eastAsia"/>
-                <w:szCs w:val="32"/>
-              </w:rPr>
-              <w:t>　　　　　　　　　       年　月　日</w:t>
-            </w:r>
-          </w:p>
-          <w:p>
-            <w:pPr>
-              <w:pStyle w:val="Normal"/>
-              <w:spacing w:lineRule="exact" w:line="440"/>
-              <w:rPr>
-                <w:rFonts w:hint="eastAsia"/>
-                <w:szCs w:val="32"/>
-              </w:rPr>
-            </w:pPr>
-            <w:r>
-              <w:rPr>
-                <w:rFonts w:hint="eastAsia"/>
-                <w:szCs w:val="32"/>
-              </w:rPr>
-            </w:r>
-          </w:p>
-          <w:p>
-            <w:pPr>
-              <w:pStyle w:val="Normal"/>
-              <w:spacing w:lineRule="exact" w:line="440"/>
-              <w:rPr>
-                <w:rFonts w:hint="eastAsia"/>
-                <w:szCs w:val="32"/>
-              </w:rPr>
-            </w:pPr>
-            <w:r>
-              <w:rPr>
-                <w:rFonts w:hint="eastAsia"/>
-                <w:szCs w:val="32"/>
-              </w:rPr>
-            </w:r>
-          </w:p>
-          <w:p>
-            <w:pPr>
-              <w:pStyle w:val="Normal"/>
-              <w:spacing w:lineRule="exact" w:line="440"/>
-              <w:rPr>
-                <w:rFonts w:hint="eastAsia"/>
-                <w:szCs w:val="32"/>
-              </w:rPr>
-            </w:pPr>
-            <w:r>
-              <w:rPr>
-                <w:rFonts w:hint="eastAsia"/>
-                <w:szCs w:val="32"/>
-              </w:rPr>
-            </w:r>
-          </w:p>
-          <w:p>
-            <w:pPr>
-              <w:pStyle w:val="Normal"/>
-              <w:spacing w:lineRule="exact" w:line="440"/>
-              <w:rPr>
-                <w:rFonts w:hint="eastAsia"/>
-                <w:szCs w:val="32"/>
-              </w:rPr>
-            </w:pPr>
-            <w:r>
-              <w:rPr>
-                <w:rFonts w:hint="eastAsia"/>
-                <w:szCs w:val="32"/>
-              </w:rPr>
-            </w:r>
-          </w:p>
-          <w:p>
-            <w:pPr>
-              <w:pStyle w:val="Normal"/>
-              <w:spacing w:lineRule="exact" w:line="440"/>
-              <w:rPr>
-                <w:rFonts w:hint="eastAsia"/>
-                <w:szCs w:val="32"/>
-              </w:rPr>
-            </w:pPr>
-            <w:r>
-              <w:rPr>
-                <w:rFonts w:hint="eastAsia"/>
-                <w:szCs w:val="32"/>
-              </w:rPr>
-            </w:r>
-          </w:p>
-          <w:p>
-            <w:pPr>
-              <w:pStyle w:val="Normal"/>
-              <w:spacing w:lineRule="exact" w:line="440"/>
-              <w:rPr>
-                <w:rFonts w:hint="eastAsia"/>
-                <w:szCs w:val="32"/>
-              </w:rPr>
-            </w:pPr>
-            <w:r>
-              <w:rPr>
-                <w:rFonts w:hint="eastAsia"/>
-                <w:szCs w:val="32"/>
-              </w:rPr>
-            </w:r>
-          </w:p>
-          <w:p>
-            <w:pPr>
-              <w:pStyle w:val="Normal"/>
-              <w:spacing w:lineRule="exact" w:line="440"/>
-              <w:rPr>
-                <w:rFonts w:hint="eastAsia"/>
-                <w:szCs w:val="32"/>
-              </w:rPr>
-            </w:pPr>
-            <w:r>
-              <w:rPr>
-                <w:rFonts w:hint="eastAsia"/>
-                <w:szCs w:val="32"/>
-              </w:rPr>
-            </w:r>
-          </w:p>
-          <w:p>
-            <w:pPr>
-              <w:pStyle w:val="Normal"/>
-              <w:spacing w:lineRule="exact" w:line="440"/>
-              <w:rPr>
-                <w:rFonts w:hint="eastAsia"/>
-                <w:szCs w:val="32"/>
-              </w:rPr>
-            </w:pPr>
-            <w:r>
-              <w:rPr>
-                <w:rFonts w:hint="eastAsia"/>
-                <w:szCs w:val="32"/>
-              </w:rPr>
-              <w:t>原案件被侵害人                 原案件违法嫌疑人</w:t>
-            </w:r>
-          </w:p>
-          <w:p>
-            <w:pPr>
-              <w:pStyle w:val="Normal"/>
-              <w:spacing w:lineRule="exact" w:line="440"/>
-              <w:rPr>
-                <w:rFonts w:hint="eastAsia"/>
-                <w:szCs w:val="32"/>
-              </w:rPr>
-            </w:pPr>
-            <w:r>
-              <w:rPr>
-                <w:rFonts w:hint="eastAsia"/>
-                <w:szCs w:val="32"/>
-              </w:rPr>
-              <w:t>　　          年　月  日                       年　月  日</w:t>
-            </w:r>
-          </w:p>
-          <w:p>
-            <w:pPr>
-              <w:pStyle w:val="Normal"/>
-              <w:spacing w:lineRule="exact" w:line="440"/>
-              <w:ind w:firstLineChars="396" w:startChars="0" w:start="0" w:endChars="0" w:end="0"/>
-              <w:rPr>
-                <w:rFonts w:hint="eastAsia"/>
-                <w:szCs w:val="32"/>
-              </w:rPr>
-            </w:pPr>
-            <w:r>
-              <w:rPr>
-                <w:rFonts w:hint="eastAsia"/>
-                <w:szCs w:val="32"/>
-              </w:rPr>
-            </w:r>
-          </w:p>
-        </w:tc>
-      </w:tr>
-    </w:tbl>
+    <w:p>
+      <w:r>
+        <w:rPr>
+          <w:rFonts w:ascii="宋体" w:hAnsi="宋体" w:eastAsia="宋体"/>
+        </w:rPr>
+        <w:t>— 79 —</w:t>
+      </w:r>
+    </w:p>
+    <w:p>
+      <w:r>
+        <w:rPr>
+          <w:rFonts w:ascii="宋体" w:hAnsi="宋体" w:eastAsia="宋体"/>
+        </w:rPr>
+        <w:t>式样四十六</w:t>
+      </w:r>
+    </w:p>
+    <w:p>
+      <w:r>
+        <w:rPr>
+          <w:rFonts w:ascii="宋体" w:hAnsi="宋体" w:eastAsia="宋体"/>
+        </w:rPr>
+        <w:t>（此处印制公安机关名称）</w:t>
+      </w:r>
+    </w:p>
     <w:p>
       <w:pPr>
-        <w:pStyle w:val="Normal"/>
-        <w:spacing w:lineRule="exact" w:line="440"/>
-        <w:ind w:firstLineChars="200" w:startChars="0" w:start="0" w:endChars="0" w:end="0"/>
-        <w:rPr>
-          <w:rFonts w:ascii="仿宋_GB2312;仿宋" w:hAnsi="仿宋_GB2312;仿宋" w:hint="eastAsia"/>
-          <w:sz w:val="28"/>
-          <w:szCs w:val="28"/>
-        </w:rPr>
+        <w:jc w:val="center"/>
       </w:pPr>
       <w:r>
         <w:rPr>
-          <w:rFonts w:ascii="仿宋_GB2312;仿宋" w:hAnsi="仿宋_GB2312;仿宋" w:hint="eastAsia"/>
-          <w:sz w:val="28"/>
-          <w:szCs w:val="28"/>
+          <w:rFonts w:ascii="宋体" w:hAnsi="宋体" w:eastAsia="宋体"/>
+          <w:b/>
+          <w:sz w:val="32"/>
+        </w:rPr>
+        <w:t>终止案件调查决定书</w:t>
+      </w:r>
+    </w:p>
+    <w:p>
+      <w:r>
+        <w:rPr>
+          <w:rFonts w:ascii="宋体" w:hAnsi="宋体" w:eastAsia="宋体"/>
+        </w:rPr>
+        <w:t>Ｘ公（ ）行终止决字〔 〕 号</w:t>
+      </w:r>
+    </w:p>
+    <w:p>
+      <w:r>
+        <w:rPr>
+          <w:rFonts w:ascii="宋体" w:hAnsi="宋体" w:eastAsia="宋体"/>
+        </w:rPr>
+        <w:t>因 一案具有</w:t>
+      </w:r>
+    </w:p>
+    <w:p>
+      <w:r>
+        <w:rPr>
+          <w:rFonts w:ascii="宋体" w:hAnsi="宋体" w:eastAsia="宋体"/>
+        </w:rPr>
+        <w:t>□没有违法事实</w:t>
+      </w:r>
+    </w:p>
+    <w:p>
+      <w:r>
+        <w:rPr>
+          <w:rFonts w:ascii="宋体" w:hAnsi="宋体" w:eastAsia="宋体"/>
+        </w:rPr>
+        <w:t>□违法行为已过追究时效</w:t>
+      </w:r>
+    </w:p>
+    <w:p>
+      <w:r>
+        <w:rPr>
+          <w:rFonts w:ascii="宋体" w:hAnsi="宋体" w:eastAsia="宋体"/>
+        </w:rPr>
+        <w:t>□违法嫌疑人死亡</w:t>
+      </w:r>
+    </w:p>
+    <w:p>
+      <w:r>
+        <w:rPr>
+          <w:rFonts w:ascii="宋体" w:hAnsi="宋体" w:eastAsia="宋体"/>
+        </w:rPr>
+        <w:t>□其他</w:t>
+      </w:r>
+    </w:p>
+    <w:p>
+      <w:r>
+        <w:rPr>
+          <w:rFonts w:ascii="宋体" w:hAnsi="宋体" w:eastAsia="宋体"/>
+        </w:rPr>
+        <w:t>的情形，根据《公安机关办理行政案件程序规定》第二百三十三条</w:t>
+      </w:r>
+    </w:p>
+    <w:p>
+      <w:r>
+        <w:rPr>
+          <w:rFonts w:ascii="宋体" w:hAnsi="宋体" w:eastAsia="宋体"/>
+        </w:rPr>
+        <w:t>第一款之规定，现决定终止调查。</w:t>
+      </w:r>
+    </w:p>
+    <w:p>
+      <w:r>
+        <w:rPr>
+          <w:rFonts w:ascii="宋体" w:hAnsi="宋体" w:eastAsia="宋体"/>
+        </w:rPr>
+        <w:t>公安机关（印）</w:t>
+      </w:r>
+    </w:p>
+    <w:p>
+      <w:r>
+        <w:rPr>
+          <w:rFonts w:ascii="宋体" w:hAnsi="宋体" w:eastAsia="宋体"/>
+        </w:rPr>
+        <w:t>年 月 日</w:t>
+      </w:r>
+    </w:p>
+    <w:p>
+      <w:r>
+        <w:rPr>
+          <w:rFonts w:ascii="宋体" w:hAnsi="宋体" w:eastAsia="宋体"/>
+        </w:rPr>
+        <w:t>原案件被侵害人 原案件违法嫌疑人</w:t>
+      </w:r>
+    </w:p>
+    <w:p>
+      <w:r>
+        <w:rPr>
+          <w:rFonts w:ascii="宋体" w:hAnsi="宋体" w:eastAsia="宋体"/>
+        </w:rPr>
+        <w:t>年 月 日 年 月 日</w:t>
+      </w:r>
+    </w:p>
+    <w:p>
+      <w:r>
+        <w:rPr>
+          <w:rFonts w:ascii="宋体" w:hAnsi="宋体" w:eastAsia="宋体"/>
         </w:rPr>
         <w:t>一式三份，原案件被侵害人和原案件违法嫌疑人各一份，一份附卷。</w:t>
       </w:r>
     </w:p>
-    <w:p>
-      <w:pPr>
-        <w:pStyle w:val="BodyText"/>
-        <w:spacing w:lineRule="exact" w:line="440"/>
-        <w:rPr>
-          <w:rFonts w:ascii="黑体" w:hAnsi="黑体" w:eastAsia="黑体" w:cs="宋体" w:hint="eastAsia"/>
-          <w:sz w:val="28"/>
-          <w:szCs w:val="32"/>
-        </w:rPr>
-        <w:sectPr>
-          <w:footerReference w:type="default" r:id="rId2"/>
-          <w:type w:val="nextPage"/>
-          <w:pgSz w:w="11906" w:h="16838"/>
-          <w:pgMar w:left="1474" w:right="1531" w:gutter="0" w:header="0" w:top="1474" w:footer="1219" w:bottom="1474"/>
-          <w:pgNumType w:start="27" w:fmt="decimal"/>
-          <w:formProt w:val="false"/>
-          <w:textDirection w:val="lrTb"/>
-          <w:docGrid w:type="linesAndChars" w:linePitch="534" w:charSpace="4294962175"/>
-        </w:sectPr>
-      </w:pPr>
-      <w:r>
-        <w:rPr>
-          <w:rFonts w:eastAsia="黑体" w:cs="宋体" w:hint="eastAsia" w:ascii="黑体" w:hAnsi="黑体"/>
-          <w:sz w:val="28"/>
-          <w:szCs w:val="32"/>
-        </w:rPr>
-      </w:r>
-      <w:bookmarkStart w:id="33" w:name="式样四十一"/>
-      <w:bookmarkStart w:id="34" w:name="式样三十九"/>
-      <w:bookmarkEnd w:id="33"/>
-      <w:bookmarkEnd w:id="34"/>
-    </w:p>
-    <w:p>
-      <w:pPr>
-        <w:pStyle w:val="BodyText"/>
-        <w:spacing w:lineRule="exact" w:line="440"/>
-        <w:rPr>
-          <w:rFonts w:ascii="黑体" w:hAnsi="黑体" w:eastAsia="黑体" w:cs="宋体" w:hint="eastAsia"/>
-          <w:szCs w:val="32"/>
-        </w:rPr>
-      </w:pPr>
-      <w:r>
-        <w:rPr>
-          <w:rFonts w:eastAsia="黑体" w:cs="宋体" w:hint="eastAsia" w:ascii="黑体" w:hAnsi="黑体"/>
-          <w:szCs w:val="32"/>
-        </w:rPr>
-      </w:r>
-    </w:p>
-    <w:p>
-      <w:pPr>
-        <w:pStyle w:val="BodyText"/>
-        <w:spacing w:lineRule="exact" w:line="440"/>
-        <w:rPr>
-          <w:rFonts w:ascii="黑体" w:hAnsi="黑体" w:eastAsia="黑体" w:cs="宋体" w:hint="eastAsia"/>
-          <w:szCs w:val="32"/>
-        </w:rPr>
-      </w:pPr>
-      <w:r>
-        <w:rPr>
-          <w:rFonts w:eastAsia="黑体" w:cs="宋体" w:hint="eastAsia" w:ascii="黑体" w:hAnsi="黑体"/>
-          <w:szCs w:val="32"/>
-        </w:rPr>
-      </w:r>
-    </w:p>
-    <w:p>
-      <w:pPr>
-        <w:pStyle w:val="BodyText"/>
-        <w:spacing w:lineRule="exact" w:line="440"/>
-        <w:rPr>
-          <w:rFonts w:ascii="黑体" w:hAnsi="黑体" w:eastAsia="黑体" w:cs="宋体" w:hint="eastAsia"/>
-          <w:szCs w:val="32"/>
-        </w:rPr>
-      </w:pPr>
-      <w:r>
-        <w:rPr>
-          <w:rFonts w:eastAsia="黑体" w:cs="宋体" w:hint="eastAsia" w:ascii="黑体" w:hAnsi="黑体"/>
-          <w:szCs w:val="32"/>
-        </w:rPr>
-      </w:r>
-    </w:p>
-    <w:p>
-      <w:pPr>
-        <w:pStyle w:val="BodyText"/>
-        <w:spacing w:lineRule="exact" w:line="440"/>
-        <w:rPr>
-          <w:rFonts w:ascii="黑体" w:hAnsi="黑体" w:eastAsia="黑体" w:cs="宋体" w:hint="eastAsia"/>
-          <w:szCs w:val="32"/>
-        </w:rPr>
-      </w:pPr>
-      <w:r>
-        <w:rPr>
-          <w:rFonts w:eastAsia="黑体" w:cs="宋体" w:hint="eastAsia" w:ascii="黑体" w:hAnsi="黑体"/>
-          <w:szCs w:val="32"/>
-        </w:rPr>
-      </w:r>
-    </w:p>
-    <w:p>
-      <w:pPr>
-        <w:pStyle w:val="BodyText"/>
-        <w:spacing w:lineRule="exact" w:line="440"/>
-        <w:rPr>
-          <w:rFonts w:ascii="黑体" w:hAnsi="黑体" w:eastAsia="黑体" w:cs="宋体" w:hint="eastAsia"/>
-          <w:szCs w:val="32"/>
-        </w:rPr>
-      </w:pPr>
-      <w:r>
-        <w:rPr>
-          <w:rFonts w:eastAsia="黑体" w:cs="宋体" w:hint="eastAsia" w:ascii="黑体" w:hAnsi="黑体"/>
-          <w:szCs w:val="32"/>
-        </w:rPr>
-      </w:r>
-    </w:p>
-    <w:p>
-      <w:pPr>
-        <w:pStyle w:val="BodyText"/>
-        <w:spacing w:lineRule="exact" w:line="440"/>
-        <w:rPr>
-          <w:rFonts w:ascii="黑体" w:hAnsi="黑体" w:eastAsia="黑体" w:cs="宋体" w:hint="eastAsia"/>
-          <w:szCs w:val="32"/>
-        </w:rPr>
-      </w:pPr>
-      <w:r>
-        <w:rPr>
-          <w:rFonts w:eastAsia="黑体" w:cs="宋体" w:hint="eastAsia" w:ascii="黑体" w:hAnsi="黑体"/>
-          <w:szCs w:val="32"/>
-        </w:rPr>
-      </w:r>
-    </w:p>
-    <w:p>
-      <w:pPr>
-        <w:pStyle w:val="BodyText"/>
-        <w:spacing w:lineRule="exact" w:line="440"/>
-        <w:rPr>
-          <w:rFonts w:ascii="黑体" w:hAnsi="黑体" w:eastAsia="黑体" w:cs="宋体" w:hint="eastAsia"/>
-          <w:szCs w:val="32"/>
-        </w:rPr>
-      </w:pPr>
-      <w:r>
-        <w:rPr>
-          <w:rFonts w:eastAsia="黑体" w:cs="宋体" w:hint="eastAsia" w:ascii="黑体" w:hAnsi="黑体"/>
-          <w:szCs w:val="32"/>
-        </w:rPr>
-      </w:r>
-    </w:p>
-    <w:p>
-      <w:pPr>
-        <w:pStyle w:val="BodyText"/>
-        <w:spacing w:lineRule="exact" w:line="440"/>
-        <w:rPr>
-          <w:rFonts w:ascii="黑体" w:hAnsi="黑体" w:eastAsia="黑体" w:cs="宋体" w:hint="eastAsia"/>
-          <w:szCs w:val="32"/>
-        </w:rPr>
-      </w:pPr>
-      <w:r>
-        <w:rPr>
-          <w:rFonts w:eastAsia="黑体" w:cs="宋体" w:hint="eastAsia" w:ascii="黑体" w:hAnsi="黑体"/>
-          <w:szCs w:val="32"/>
-        </w:rPr>
-      </w:r>
-    </w:p>
-    <w:p>
-      <w:pPr>
-        <w:pStyle w:val="BodyText"/>
-        <w:spacing w:lineRule="exact" w:line="440"/>
-        <w:rPr>
-          <w:rFonts w:ascii="黑体" w:hAnsi="黑体" w:eastAsia="黑体" w:cs="宋体" w:hint="eastAsia"/>
-          <w:szCs w:val="32"/>
-        </w:rPr>
-      </w:pPr>
-      <w:r>
-        <w:rPr>
-          <w:rFonts w:eastAsia="黑体" w:cs="宋体" w:hint="eastAsia" w:ascii="黑体" w:hAnsi="黑体"/>
-          <w:szCs w:val="32"/>
-        </w:rPr>
-      </w:r>
-    </w:p>
-    <w:p>
-      <w:pPr>
-        <w:pStyle w:val="BodyText"/>
-        <w:spacing w:lineRule="exact" w:line="440"/>
-        <w:rPr>
-          <w:rFonts w:ascii="黑体" w:hAnsi="黑体" w:eastAsia="黑体" w:cs="宋体" w:hint="eastAsia"/>
-          <w:szCs w:val="32"/>
-        </w:rPr>
-      </w:pPr>
-      <w:r>
-        <w:rPr>
-          <w:rFonts w:eastAsia="黑体" w:cs="宋体" w:hint="eastAsia" w:ascii="黑体" w:hAnsi="黑体"/>
-          <w:szCs w:val="32"/>
-        </w:rPr>
-      </w:r>
-    </w:p>
-    <w:p>
-      <w:pPr>
-        <w:pStyle w:val="BodyText"/>
-        <w:spacing w:lineRule="exact" w:line="440"/>
-        <w:rPr>
-          <w:rFonts w:ascii="黑体" w:hAnsi="黑体" w:eastAsia="黑体" w:cs="宋体" w:hint="eastAsia"/>
-          <w:szCs w:val="32"/>
-        </w:rPr>
-      </w:pPr>
-      <w:r>
-        <w:rPr>
-          <w:rFonts w:eastAsia="黑体" w:cs="宋体" w:hint="eastAsia" w:ascii="黑体" w:hAnsi="黑体"/>
-          <w:szCs w:val="32"/>
-        </w:rPr>
-      </w:r>
-    </w:p>
-    <w:p>
-      <w:pPr>
-        <w:pStyle w:val="BodyText"/>
-        <w:spacing w:lineRule="exact" w:line="440"/>
-        <w:rPr>
-          <w:rFonts w:ascii="黑体" w:hAnsi="黑体" w:eastAsia="黑体" w:cs="宋体" w:hint="eastAsia"/>
-          <w:szCs w:val="32"/>
-        </w:rPr>
-      </w:pPr>
-      <w:r>
-        <w:rPr>
-          <w:rFonts w:eastAsia="黑体" w:cs="宋体" w:hint="eastAsia" w:ascii="黑体" w:hAnsi="黑体"/>
-          <w:szCs w:val="32"/>
-        </w:rPr>
-      </w:r>
-    </w:p>
-    <w:p>
-      <w:pPr>
-        <w:pStyle w:val="BodyText"/>
-        <w:spacing w:lineRule="exact" w:line="440"/>
-        <w:rPr>
-          <w:rFonts w:ascii="黑体" w:hAnsi="黑体" w:eastAsia="黑体" w:cs="宋体" w:hint="eastAsia"/>
-          <w:szCs w:val="32"/>
-        </w:rPr>
-      </w:pPr>
-      <w:r>
-        <w:rPr>
-          <w:rFonts w:eastAsia="黑体" w:cs="宋体" w:hint="eastAsia" w:ascii="黑体" w:hAnsi="黑体"/>
-          <w:szCs w:val="32"/>
-        </w:rPr>
-      </w:r>
-    </w:p>
-    <w:p>
-      <w:pPr>
-        <w:pStyle w:val="BodyText"/>
-        <w:spacing w:lineRule="exact" w:line="440"/>
-        <w:rPr>
-          <w:rFonts w:ascii="黑体" w:hAnsi="黑体" w:eastAsia="黑体" w:cs="宋体" w:hint="eastAsia"/>
-          <w:szCs w:val="32"/>
-        </w:rPr>
-      </w:pPr>
-      <w:r>
-        <w:rPr>
-          <w:rFonts w:eastAsia="黑体" w:cs="宋体" w:hint="eastAsia" w:ascii="黑体" w:hAnsi="黑体"/>
-          <w:szCs w:val="32"/>
-        </w:rPr>
-      </w:r>
-    </w:p>
-    <w:p>
-      <w:pPr>
-        <w:pStyle w:val="BodyText"/>
-        <w:spacing w:lineRule="exact" w:line="440"/>
-        <w:rPr>
-          <w:rFonts w:ascii="黑体" w:hAnsi="黑体" w:eastAsia="黑体" w:cs="宋体" w:hint="eastAsia"/>
-          <w:szCs w:val="32"/>
-        </w:rPr>
-      </w:pPr>
-      <w:r>
-        <w:rPr>
-          <w:rFonts w:eastAsia="黑体" w:cs="宋体" w:hint="eastAsia" w:ascii="黑体" w:hAnsi="黑体"/>
-          <w:szCs w:val="32"/>
-        </w:rPr>
-      </w:r>
-    </w:p>
-    <w:p>
-      <w:pPr>
-        <w:pStyle w:val="BodyText"/>
-        <w:spacing w:lineRule="exact" w:line="440"/>
-        <w:rPr>
-          <w:rFonts w:ascii="黑体" w:hAnsi="黑体" w:eastAsia="黑体" w:cs="宋体" w:hint="eastAsia"/>
-          <w:szCs w:val="32"/>
-        </w:rPr>
-      </w:pPr>
-      <w:r>
-        <w:rPr>
-          <w:rFonts w:eastAsia="黑体" w:cs="宋体" w:hint="eastAsia" w:ascii="黑体" w:hAnsi="黑体"/>
-          <w:szCs w:val="32"/>
-        </w:rPr>
-      </w:r>
-    </w:p>
-    <w:p>
-      <w:pPr>
-        <w:pStyle w:val="BodyText"/>
-        <w:spacing w:lineRule="exact" w:line="440"/>
-        <w:rPr>
-          <w:rFonts w:ascii="黑体" w:hAnsi="黑体" w:eastAsia="黑体" w:cs="宋体" w:hint="eastAsia"/>
-          <w:szCs w:val="32"/>
-        </w:rPr>
-      </w:pPr>
-      <w:r>
-        <w:rPr>
-          <w:rFonts w:eastAsia="黑体" w:cs="宋体" w:hint="eastAsia" w:ascii="黑体" w:hAnsi="黑体"/>
-          <w:szCs w:val="32"/>
-        </w:rPr>
-      </w:r>
-    </w:p>
-    <w:p>
-      <w:pPr>
-        <w:pStyle w:val="BodyText"/>
-        <w:spacing w:lineRule="exact" w:line="440"/>
-        <w:rPr>
-          <w:rFonts w:ascii="黑体" w:hAnsi="黑体" w:eastAsia="黑体" w:cs="宋体" w:hint="eastAsia"/>
-          <w:szCs w:val="32"/>
-        </w:rPr>
-      </w:pPr>
-      <w:r>
-        <w:rPr>
-          <w:rFonts w:eastAsia="黑体" w:cs="宋体" w:hint="eastAsia" w:ascii="黑体" w:hAnsi="黑体"/>
-          <w:szCs w:val="32"/>
-        </w:rPr>
-      </w:r>
-    </w:p>
-    <w:p>
-      <w:pPr>
-        <w:pStyle w:val="BodyText"/>
-        <w:spacing w:lineRule="exact" w:line="440"/>
-        <w:rPr>
-          <w:rFonts w:ascii="黑体" w:hAnsi="黑体" w:eastAsia="黑体" w:cs="宋体" w:hint="eastAsia"/>
-          <w:szCs w:val="32"/>
-        </w:rPr>
-      </w:pPr>
-      <w:r>
-        <w:rPr>
-          <w:rFonts w:eastAsia="黑体" w:cs="宋体" w:hint="eastAsia" w:ascii="黑体" w:hAnsi="黑体"/>
-          <w:szCs w:val="32"/>
-        </w:rPr>
-      </w:r>
-    </w:p>
-    <w:p>
-      <w:pPr>
-        <w:pStyle w:val="BodyText"/>
-        <w:spacing w:lineRule="exact" w:line="440"/>
-        <w:rPr>
-          <w:rFonts w:ascii="黑体" w:hAnsi="黑体" w:eastAsia="黑体" w:cs="宋体" w:hint="eastAsia"/>
-          <w:szCs w:val="32"/>
-        </w:rPr>
-      </w:pPr>
-      <w:r>
-        <w:rPr>
-          <w:rFonts w:eastAsia="黑体" w:cs="宋体" w:hint="eastAsia" w:ascii="黑体" w:hAnsi="黑体"/>
-          <w:szCs w:val="32"/>
-        </w:rPr>
-      </w:r>
-    </w:p>
-    <w:p>
-      <w:pPr>
-        <w:pStyle w:val="BodyText"/>
-        <w:spacing w:lineRule="exact" w:line="440"/>
-        <w:rPr>
-          <w:rFonts w:ascii="黑体" w:hAnsi="黑体" w:eastAsia="黑体" w:cs="宋体" w:hint="eastAsia"/>
-          <w:szCs w:val="32"/>
-        </w:rPr>
-      </w:pPr>
-      <w:r>
-        <w:rPr>
-          <w:rFonts w:eastAsia="黑体" w:cs="宋体" w:hint="eastAsia" w:ascii="黑体" w:hAnsi="黑体"/>
-          <w:szCs w:val="32"/>
-        </w:rPr>
-      </w:r>
-    </w:p>
-    <w:p>
-      <w:pPr>
-        <w:pStyle w:val="BodyText"/>
-        <w:spacing w:lineRule="exact" w:line="440"/>
-        <w:rPr>
-          <w:rFonts w:ascii="黑体" w:hAnsi="黑体" w:eastAsia="黑体" w:cs="宋体" w:hint="eastAsia"/>
-          <w:szCs w:val="32"/>
-        </w:rPr>
-      </w:pPr>
-      <w:r>
-        <w:rPr>
-          <w:rFonts w:eastAsia="黑体" w:cs="宋体" w:hint="eastAsia" w:ascii="黑体" w:hAnsi="黑体"/>
-          <w:szCs w:val="32"/>
-        </w:rPr>
-      </w:r>
-    </w:p>
-    <w:p>
-      <w:pPr>
-        <w:pStyle w:val="BodyText"/>
-        <w:spacing w:lineRule="exact" w:line="440"/>
-        <w:rPr>
-          <w:rFonts w:ascii="黑体" w:hAnsi="黑体" w:eastAsia="黑体" w:cs="宋体" w:hint="eastAsia"/>
-          <w:szCs w:val="32"/>
-          <w:lang w:val="zh-CN" w:eastAsia="zh-CN"/>
-        </w:rPr>
-      </w:pPr>
-      <w:r>
-        <w:rPr>
-          <w:rFonts w:eastAsia="黑体" w:cs="宋体" w:hint="eastAsia" w:ascii="黑体" w:hAnsi="黑体"/>
-          <w:szCs w:val="32"/>
-          <w:lang w:val="zh-CN" w:eastAsia="zh-CN"/>
-        </w:rPr>
-        <mc:AlternateContent>
-          <mc:Choice Requires="wps">
-            <w:drawing>
-              <wp:anchor distT="0" distB="0" distL="114935" distR="114935" simplePos="0" relativeHeight="69" behindDoc="0" locked="0" layoutInCell="1" allowOverlap="1">
-                <wp:simplePos x="0" y="0"/>
-                <wp:positionH relativeFrom="column">
-                  <wp:posOffset>32385</wp:posOffset>
-                </wp:positionH>
-                <wp:positionV relativeFrom="paragraph">
-                  <wp:posOffset>253365</wp:posOffset>
-                </wp:positionV>
-                <wp:extent cx="5579745" cy="0"/>
-                <wp:effectExtent l="0" t="5080" r="0" b="5080"/>
-                <wp:wrapNone/>
-                <wp:docPr id="2" name="直线 65"/>
-                <a:graphic xmlns:a="http://schemas.openxmlformats.org/drawingml/2006/main">
-                  <a:graphicData uri="http://schemas.microsoft.com/office/word/2010/wordprocessingShape">
-                    <wps:wsp>
-                      <wps:cNvSpPr/>
-                      <wps:spPr>
-                        <a:xfrm>
-                          <a:off x="0" y="0"/>
-                          <a:ext cx="5579640" cy="0"/>
-                        </a:xfrm>
-                        <a:prstGeom prst="line">
-                          <a:avLst/>
-                        </a:prstGeom>
-                        <a:ln w="9360">
-                          <a:solidFill>
-                            <a:srgbClr val="000000"/>
-                          </a:solidFill>
-                          <a:miter/>
-                        </a:ln>
-                      </wps:spPr>
-                      <wps:style>
-                        <a:lnRef idx="0"/>
-                        <a:fillRef idx="0"/>
-                        <a:effectRef idx="0"/>
-                        <a:fontRef idx="minor"/>
-                      </wps:style>
-                      <wps:bodyPr/>
-                    </wps:wsp>
-                  </a:graphicData>
-                </a:graphic>
-              </wp:anchor>
-            </w:drawing>
-          </mc:Choice>
-          <mc:Fallback>
-            <w:pict>
-              <v:line id="shape_0" from="2.55pt,19.95pt" to="441.85pt,19.95pt" stroked="t" o:allowincell="f" style="position:absolute">
-                <v:stroke color="black" weight="9360" joinstyle="miter" endcap="flat"/>
-                <v:fill o:detectmouseclick="t" on="false"/>
-                <w10:wrap type="none"/>
-              </v:line>
-            </w:pict>
-          </mc:Fallback>
-        </mc:AlternateContent>
-      </w:r>
-    </w:p>
-    <w:p>
-      <w:pPr>
-        <w:pStyle w:val="Normal"/>
-        <w:spacing w:lineRule="exact" w:line="480"/>
-        <w:ind w:firstLineChars="100" w:startChars="0" w:start="0" w:endChars="0" w:end="0"/>
-        <w:rPr>
-          <w:sz w:val="28"/>
-          <w:szCs w:val="28"/>
-        </w:rPr>
-      </w:pPr>
-      <w:r>
-        <w:rPr>
-          <w:rFonts w:ascii="仿宋_GB2312;仿宋" w:hAnsi="仿宋_GB2312;仿宋" w:hint="eastAsia"/>
-          <w:sz w:val="28"/>
-          <w:szCs w:val="28"/>
-        </w:rPr>
-        <w:t>抄送</w:t>
-      </w:r>
-      <w:r>
-        <w:rPr>
-          <w:rFonts w:hint="eastAsia" w:ascii="仿宋_GB2312;仿宋" w:hAnsi="仿宋_GB2312;仿宋"/>
-          <w:sz w:val="28"/>
-          <w:szCs w:val="28"/>
-        </w:rPr>
-        <w:t>:</w:t>
-      </w:r>
-      <w:r>
-        <w:rPr>
-          <w:sz w:val="28"/>
-          <w:szCs w:val="28"/>
-        </w:rPr>
-        <w:t>中央办公厅、国务院办公厅。</w:t>
-      </w:r>
-    </w:p>
-    <w:p>
-      <w:pPr>
-        <w:pStyle w:val="Normal"/>
-        <w:spacing w:lineRule="exact" w:line="480"/>
-        <w:ind w:firstLineChars="420" w:startChars="0" w:start="0" w:endChars="0" w:end="0"/>
-        <w:rPr>
-          <w:spacing w:val="-20"/>
-          <w:sz w:val="28"/>
-          <w:szCs w:val="28"/>
-        </w:rPr>
-      </w:pPr>
-      <w:r>
-        <w:rPr>
-          <w:spacing w:val="-20"/>
-          <w:sz w:val="28"/>
-          <w:szCs w:val="28"/>
-        </w:rPr>
-        <w:t>中央政法委，全</w:t>
-      </w:r>
-      <w:r>
-        <w:rPr>
-          <w:rFonts w:hint="eastAsia"/>
-          <w:spacing w:val="-20"/>
-          <w:sz w:val="28"/>
-          <w:szCs w:val="28"/>
-        </w:rPr>
-        <w:t>国</w:t>
-      </w:r>
-      <w:r>
-        <w:rPr>
-          <w:spacing w:val="-20"/>
-          <w:sz w:val="28"/>
-          <w:szCs w:val="28"/>
-        </w:rPr>
-        <w:t>人大法工委</w:t>
-      </w:r>
-      <w:r>
-        <w:rPr>
-          <w:rFonts w:hint="eastAsia"/>
-          <w:spacing w:val="-20"/>
-          <w:sz w:val="28"/>
-          <w:szCs w:val="28"/>
-        </w:rPr>
-        <w:t>、全国人大内司委</w:t>
-      </w:r>
-      <w:r>
-        <w:rPr>
-          <w:spacing w:val="-20"/>
-          <w:sz w:val="28"/>
-          <w:szCs w:val="28"/>
-        </w:rPr>
-        <w:t>，高法院，国务院法制办。</w:t>
-      </w:r>
-    </w:p>
-    <w:p>
-      <w:pPr>
-        <w:pStyle w:val="Normal"/>
-        <w:spacing w:lineRule="exact" w:line="480"/>
-        <w:ind w:firstLineChars="360" w:startChars="0" w:start="0" w:endChars="0" w:end="0"/>
-        <w:rPr>
-          <w:sz w:val="28"/>
-          <w:szCs w:val="28"/>
-        </w:rPr>
-      </w:pPr>
-      <w:r>
-        <w:rPr>
-          <w:sz w:val="28"/>
-          <w:szCs w:val="28"/>
-        </w:rPr>
-        <w:t>本部党委，部属局级单位。</w:t>
-      </w:r>
-    </w:p>
-    <w:p>
-      <w:pPr>
-        <w:pStyle w:val="Normal"/>
-        <w:spacing w:lineRule="exact" w:line="240"/>
-        <w:rPr>
-          <w:sz w:val="28"/>
-          <w:szCs w:val="28"/>
-          <w:lang w:val="zh-CN" w:eastAsia="zh-CN"/>
-        </w:rPr>
-      </w:pPr>
-      <w:r>
-        <w:rPr>
-          <w:sz w:val="28"/>
-          <w:szCs w:val="28"/>
-          <w:lang w:val="zh-CN" w:eastAsia="zh-CN"/>
-        </w:rPr>
-        <mc:AlternateContent>
-          <mc:Choice Requires="wps">
-            <w:drawing>
-              <wp:anchor distT="0" distB="0" distL="114935" distR="114935" simplePos="0" relativeHeight="66" behindDoc="0" locked="0" layoutInCell="1" allowOverlap="1">
-                <wp:simplePos x="0" y="0"/>
-                <wp:positionH relativeFrom="column">
-                  <wp:posOffset>32385</wp:posOffset>
-                </wp:positionH>
-                <wp:positionV relativeFrom="paragraph">
-                  <wp:posOffset>95250</wp:posOffset>
-                </wp:positionV>
-                <wp:extent cx="5579745" cy="0"/>
-                <wp:effectExtent l="0" t="5080" r="0" b="5080"/>
-                <wp:wrapNone/>
-                <wp:docPr id="3" name="直线 62"/>
-                <a:graphic xmlns:a="http://schemas.openxmlformats.org/drawingml/2006/main">
-                  <a:graphicData uri="http://schemas.microsoft.com/office/word/2010/wordprocessingShape">
-                    <wps:wsp>
-                      <wps:cNvSpPr/>
-                      <wps:spPr>
-                        <a:xfrm>
-                          <a:off x="0" y="0"/>
-                          <a:ext cx="5579640" cy="0"/>
-                        </a:xfrm>
-                        <a:prstGeom prst="line">
-                          <a:avLst/>
-                        </a:prstGeom>
-                        <a:ln w="9360">
-                          <a:solidFill>
-                            <a:srgbClr val="000000"/>
-                          </a:solidFill>
-                          <a:miter/>
-                        </a:ln>
-                      </wps:spPr>
-                      <wps:style>
-                        <a:lnRef idx="0"/>
-                        <a:fillRef idx="0"/>
-                        <a:effectRef idx="0"/>
-                        <a:fontRef idx="minor"/>
-                      </wps:style>
-                      <wps:bodyPr/>
-                    </wps:wsp>
-                  </a:graphicData>
-                </a:graphic>
-              </wp:anchor>
-            </w:drawing>
-          </mc:Choice>
-          <mc:Fallback>
-            <w:pict>
-              <v:line id="shape_0" from="2.55pt,7.5pt" to="441.85pt,7.5pt" stroked="t" o:allowincell="f" style="position:absolute">
-                <v:stroke color="black" weight="9360" joinstyle="miter" endcap="flat"/>
-                <v:fill o:detectmouseclick="t" on="false"/>
-                <w10:wrap type="none"/>
-              </v:line>
-            </w:pict>
-          </mc:Fallback>
-        </mc:AlternateContent>
-      </w:r>
-    </w:p>
-    <w:p>
-      <w:pPr>
-        <w:pStyle w:val="Normal"/>
-        <w:spacing w:lineRule="exact" w:line="440"/>
-        <w:ind w:firstLineChars="100" w:startChars="0" w:start="0" w:endChars="0" w:end="0"/>
-        <w:rPr>
-          <w:sz w:val="28"/>
-          <w:szCs w:val="28"/>
-        </w:rPr>
-      </w:pPr>
-      <w:r>
-        <w:rPr>
-          <w:sz w:val="28"/>
-          <w:szCs w:val="28"/>
-        </w:rPr>
-        <w:t>公 安</w:t>
-      </w:r>
-      <w:r>
-        <w:rPr>
-          <w:rFonts w:hint="eastAsia"/>
-          <w:sz w:val="28"/>
-          <w:szCs w:val="28"/>
-        </w:rPr>
-        <w:t xml:space="preserve"> </w:t>
-      </w:r>
-      <w:r>
-        <w:rPr>
-          <w:sz w:val="28"/>
-          <w:szCs w:val="28"/>
-        </w:rPr>
-        <w:t xml:space="preserve">部 办 公 厅        </w:t>
-      </w:r>
-      <w:r>
-        <w:rPr>
-          <w:rFonts w:hint="eastAsia"/>
-          <w:sz w:val="28"/>
-          <w:szCs w:val="28"/>
-        </w:rPr>
-        <w:t xml:space="preserve">      </w:t>
-      </w:r>
-      <w:r>
-        <w:rPr>
-          <w:sz w:val="28"/>
-          <w:szCs w:val="28"/>
-        </w:rPr>
-        <w:t xml:space="preserve">  </w:t>
-      </w:r>
-      <w:r>
-        <w:rPr>
-          <w:rFonts w:hint="eastAsia"/>
-          <w:sz w:val="28"/>
-          <w:szCs w:val="28"/>
-        </w:rPr>
-        <w:t xml:space="preserve"> </w:t>
-      </w:r>
-      <w:r>
-        <w:rPr>
-          <w:sz w:val="28"/>
-          <w:szCs w:val="28"/>
-        </w:rPr>
-        <w:t xml:space="preserve">     </w:t>
-      </w:r>
-      <w:r>
-        <w:rPr>
-          <w:sz w:val="28"/>
-          <w:szCs w:val="28"/>
-        </w:rPr>
-        <w:t>2012</w:t>
-      </w:r>
-      <w:r>
-        <w:rPr>
-          <w:sz w:val="28"/>
-          <w:szCs w:val="28"/>
-        </w:rPr>
-        <w:t>年</w:t>
-      </w:r>
-      <w:r>
-        <w:rPr>
-          <w:sz w:val="28"/>
-          <w:szCs w:val="28"/>
-        </w:rPr>
-        <w:t>12</w:t>
-      </w:r>
-      <w:r>
-        <w:rPr>
-          <w:sz w:val="28"/>
-          <w:szCs w:val="28"/>
-        </w:rPr>
-        <w:t>月</w:t>
-      </w:r>
-      <w:r>
-        <w:rPr>
-          <w:rFonts w:hint="eastAsia"/>
-          <w:sz w:val="28"/>
-          <w:szCs w:val="28"/>
-        </w:rPr>
-        <w:t>28</w:t>
-      </w:r>
-      <w:r>
-        <w:rPr>
-          <w:sz w:val="28"/>
-          <w:szCs w:val="28"/>
-        </w:rPr>
-        <w:t>日印发</w:t>
-      </w:r>
-    </w:p>
-    <w:p>
-      <w:pPr>
-        <w:pStyle w:val="BodyText"/>
-        <w:spacing w:lineRule="exact" w:line="20"/>
-        <w:rPr>
-          <w:rFonts w:ascii="黑体" w:hAnsi="黑体" w:eastAsia="黑体" w:cs="宋体" w:hint="eastAsia"/>
-          <w:sz w:val="28"/>
-          <w:szCs w:val="32"/>
-          <w:lang w:val="zh-CN" w:eastAsia="zh-CN"/>
-        </w:rPr>
-      </w:pPr>
-      <w:r>
-        <w:rPr>
-          <w:rFonts w:eastAsia="黑体" w:cs="宋体" w:hint="eastAsia" w:ascii="黑体" w:hAnsi="黑体"/>
-          <w:sz w:val="28"/>
-          <w:szCs w:val="32"/>
-          <w:lang w:val="zh-CN" w:eastAsia="zh-CN"/>
-        </w:rPr>
-        <mc:AlternateContent>
-          <mc:Choice Requires="wps">
-            <w:drawing>
-              <wp:anchor distT="0" distB="0" distL="114935" distR="114935" simplePos="0" relativeHeight="67" behindDoc="0" locked="0" layoutInCell="1" allowOverlap="1">
-                <wp:simplePos x="0" y="0"/>
-                <wp:positionH relativeFrom="column">
-                  <wp:posOffset>32385</wp:posOffset>
-                </wp:positionH>
-                <wp:positionV relativeFrom="paragraph">
-                  <wp:posOffset>92075</wp:posOffset>
-                </wp:positionV>
-                <wp:extent cx="5579745" cy="0"/>
-                <wp:effectExtent l="0" t="5080" r="0" b="5080"/>
-                <wp:wrapNone/>
-                <wp:docPr id="4" name="直线 63"/>
-                <a:graphic xmlns:a="http://schemas.openxmlformats.org/drawingml/2006/main">
-                  <a:graphicData uri="http://schemas.microsoft.com/office/word/2010/wordprocessingShape">
-                    <wps:wsp>
-                      <wps:cNvSpPr/>
-                      <wps:spPr>
-                        <a:xfrm>
-                          <a:off x="0" y="0"/>
-                          <a:ext cx="5579640" cy="0"/>
-                        </a:xfrm>
-                        <a:prstGeom prst="line">
-                          <a:avLst/>
-                        </a:prstGeom>
-                        <a:ln w="9360">
-                          <a:solidFill>
-                            <a:srgbClr val="000000"/>
-                          </a:solidFill>
-                          <a:miter/>
-                        </a:ln>
-                      </wps:spPr>
-                      <wps:style>
-                        <a:lnRef idx="0"/>
-                        <a:fillRef idx="0"/>
-                        <a:effectRef idx="0"/>
-                        <a:fontRef idx="minor"/>
-                      </wps:style>
-                      <wps:bodyPr/>
-                    </wps:wsp>
-                  </a:graphicData>
-                </a:graphic>
-              </wp:anchor>
-            </w:drawing>
-          </mc:Choice>
-          <mc:Fallback>
-            <w:pict>
-              <v:line id="shape_0" from="2.55pt,7.25pt" to="441.85pt,7.25pt" stroked="t" o:allowincell="f" style="position:absolute">
-                <v:stroke color="black" weight="9360" joinstyle="miter" endcap="flat"/>
-                <v:fill o:detectmouseclick="t" on="false"/>
-                <w10:wrap type="none"/>
-              </v:line>
-            </w:pict>
-          </mc:Fallback>
-        </mc:AlternateContent>
-        <mc:AlternateContent>
-          <mc:Choice Requires="wps">
-            <w:drawing>
-              <wp:anchor distT="0" distB="0" distL="114935" distR="114935" simplePos="0" relativeHeight="68" behindDoc="0" locked="0" layoutInCell="1" allowOverlap="1">
-                <wp:simplePos x="0" y="0"/>
-                <wp:positionH relativeFrom="column">
-                  <wp:posOffset>4417060</wp:posOffset>
-                </wp:positionH>
-                <wp:positionV relativeFrom="paragraph">
-                  <wp:posOffset>196215</wp:posOffset>
-                </wp:positionV>
-                <wp:extent cx="1377950" cy="381000"/>
-                <wp:effectExtent l="5080" t="5080" r="5080" b="5080"/>
-                <wp:wrapNone/>
-                <wp:docPr id="5" name="矩形 64"/>
-                <a:graphic xmlns:a="http://schemas.openxmlformats.org/drawingml/2006/main">
-                  <a:graphicData uri="http://schemas.microsoft.com/office/word/2010/wordprocessingShape">
-                    <wps:wsp>
-                      <wps:cNvSpPr/>
-                      <wps:spPr>
-                        <a:xfrm>
-                          <a:off x="0" y="0"/>
-                          <a:ext cx="1378080" cy="380880"/>
-                        </a:xfrm>
-                        <a:prstGeom prst="rect">
-                          <a:avLst/>
-                        </a:prstGeom>
-                        <a:solidFill>
-                          <a:srgbClr val="FFFFFF"/>
-                        </a:solidFill>
-                        <a:ln w="9360">
-                          <a:solidFill>
-                            <a:srgbClr val="FFFFFF"/>
-                          </a:solidFill>
-                          <a:miter/>
-                        </a:ln>
-                      </wps:spPr>
-                      <wps:style>
-                        <a:lnRef idx="0"/>
-                        <a:fillRef idx="0"/>
-                        <a:effectRef idx="0"/>
-                        <a:fontRef idx="minor"/>
-                      </wps:style>
-                      <wps:bodyPr/>
-                    </wps:wsp>
-                  </a:graphicData>
-                </a:graphic>
-              </wp:anchor>
-            </w:drawing>
-          </mc:Choice>
-          <mc:Fallback>
-            <w:pict>
-              <v:rect id="shape_0" fillcolor="white" stroked="t" o:allowincell="f" style="position:absolute;margin-left:347.8pt;margin-top:15.45pt;width:108.45pt;height:29.95pt;mso-wrap-style:none;v-text-anchor:middle">
-                <v:fill o:detectmouseclick="t" type="solid" color2="black"/>
-                <v:stroke color="white" weight="9360" joinstyle="miter" endcap="flat"/>
-                <w10:wrap type="none"/>
-              </v:rect>
-            </w:pict>
-          </mc:Fallback>
-        </mc:AlternateContent>
-        <w:drawing>
-          <wp:anchor distT="0" distB="0" distL="114935" distR="114935" simplePos="0" relativeHeight="70" behindDoc="0" locked="0" layoutInCell="1" allowOverlap="1">
-            <wp:simplePos x="0" y="0"/>
-            <wp:positionH relativeFrom="column">
-              <wp:posOffset>3742055</wp:posOffset>
-            </wp:positionH>
-            <wp:positionV relativeFrom="paragraph">
-              <wp:posOffset>196215</wp:posOffset>
-            </wp:positionV>
-            <wp:extent cx="1786255" cy="499745"/>
-            <wp:effectExtent l="0" t="0" r="0" b="0"/>
-            <wp:wrapNone/>
-            <wp:docPr id="6" name="图片 69"/>
-            <wp:cNvGraphicFramePr>
-              <a:graphicFrameLocks xmlns:a="http://schemas.openxmlformats.org/drawingml/2006/main" noChangeAspect="1"/>
-            </wp:cNvGraphicFramePr>
-            <a:graphic xmlns:a="http://schemas.openxmlformats.org/drawingml/2006/main">
-              <a:graphicData uri="http://schemas.openxmlformats.org/drawingml/2006/picture">
-                <pic:pic xmlns:pic="http://schemas.openxmlformats.org/drawingml/2006/picture">
-                  <pic:nvPicPr>
-                    <pic:cNvPr id="6" name="图片 69"/>
-                    <pic:cNvPicPr>
-                      <a:picLocks noChangeAspect="1" noChangeArrowheads="1"/>
-                    </pic:cNvPicPr>
-                  </pic:nvPicPr>
-                  <pic:blipFill>
-                    <a:blip r:embed="rId3"/>
-                    <a:srcRect l="-20" t="-73" r="-20" b="-73"/>
-                    <a:stretch>
-                      <a:fillRect/>
-                    </a:stretch>
-                  </pic:blipFill>
-                  <pic:spPr bwMode="auto">
-                    <a:xfrm>
-                      <a:off x="0" y="0"/>
-                      <a:ext cx="1786255" cy="499745"/>
-                    </a:xfrm>
-                    <a:prstGeom prst="rect">
-                      <a:avLst/>
-                    </a:prstGeom>
-                    <a:noFill/>
-                  </pic:spPr>
-                </pic:pic>
-              </a:graphicData>
-            </a:graphic>
-          </wp:anchor>
-        </w:drawing>
-      </w:r>
-    </w:p>
     <w:sectPr>
-      <w:footerReference w:type="default" r:id="rId4"/>
-      <w:footerReference w:type="first" r:id="rId5"/>
-      <w:type w:val="nextPage"/>
-      <w:pgSz w:w="11906" w:h="16838"/>
-      <w:pgMar w:left="1474" w:right="1531" w:gutter="0" w:header="0" w:top="2041" w:footer="1814" w:bottom="2041"/>
-      <w:pgNumType w:start="27" w:fmt="decimal"/>
-      <w:formProt w:val="false"/>
-      <w:textDirection w:val="lrTb"/>
-      <w:docGrid w:type="lines" w:linePitch="534" w:charSpace="4294962175"/>
+      <w:pgSz w:w="12240" w:h="15840"/>
+      <w:pgMar w:top="1440" w:right="1800" w:bottom="1440" w:left="1800" w:header="720" w:footer="720" w:gutter="0"/>
+      <w:cols w:space="720"/>
+      <w:docGrid w:linePitch="360"/>
     </w:sectPr>
   </w:body>
 </w:document>
@@ -1913,6 +516,10 @@
     <w:name w:val="Normal"/>
     <w:qFormat/>
     <w:rsid w:val="00FC693F"/>
+    <w:rPr>
+      <w:rFonts w:ascii="宋体" w:hAnsi="宋体"/>
+      <w:sz w:val="22"/>
+    </w:rPr>
   </w:style>
   <w:style w:type="paragraph" w:styleId="Header">
     <w:name w:val="header"/>
